--- a/bookknowledge/reports/2026-10-27/血透膜-中空纤维血透膜产品开发可行性研究报告-V1.0-20261027.docx
+++ b/bookknowledge/reports/2026-10-27/血透膜-中空纤维血透膜产品开发可行性研究报告-V1.0-20261027.docx
@@ -17716,6 +17716,76 @@
     </w:tbl>
     <w:p>
       <w:pPr>
+        <w:spacing w:before="160" w:after="40"/>
+        <w:jc w:val="center"/>
+      </w:pPr>
+      <w:r>
+        <w:drawing>
+          <wp:inline xmlns:a="http://schemas.openxmlformats.org/drawingml/2006/main" xmlns:pic="http://schemas.openxmlformats.org/drawingml/2006/picture">
+            <wp:extent cx="5400000" cy="2969084"/>
+            <wp:docPr id="1" name="Picture 1"/>
+            <wp:cNvGraphicFramePr>
+              <a:graphicFrameLocks noChangeAspect="1"/>
+            </wp:cNvGraphicFramePr>
+            <a:graphic>
+              <a:graphicData uri="http://schemas.openxmlformats.org/drawingml/2006/picture">
+                <pic:pic>
+                  <pic:nvPicPr>
+                    <pic:cNvPr id="0" name="fig6_capex.png"/>
+                    <pic:cNvPicPr/>
+                  </pic:nvPicPr>
+                  <pic:blipFill>
+                    <a:blip r:embed="rId11"/>
+                    <a:stretch>
+                      <a:fillRect/>
+                    </a:stretch>
+                  </pic:blipFill>
+                  <pic:spPr>
+                    <a:xfrm>
+                      <a:off x="0" y="0"/>
+                      <a:ext cx="5400000" cy="2969084"/>
+                    </a:xfrm>
+                    <a:prstGeom prst="rect"/>
+                  </pic:spPr>
+                </pic:pic>
+              </a:graphicData>
+            </a:graphic>
+          </wp:inline>
+        </w:drawing>
+      </w:r>
+    </w:p>
+    <w:p>
+      <w:pPr>
+        <w:spacing w:before="60" w:after="40"/>
+        <w:jc w:val="center"/>
+      </w:pPr>
+      <w:r>
+        <w:rPr>
+          <w:rFonts w:ascii="Segoe UI" w:hAnsi="Segoe UI" w:eastAsia="微软雅黑"/>
+          <w:b/>
+          <w:color w:val="595959"/>
+          <w:sz w:val="18"/>
+        </w:rPr>
+        <w:t>图 9-1  固定资产投资结构</w:t>
+      </w:r>
+    </w:p>
+    <w:p>
+      <w:pPr>
+        <w:spacing w:after="180"/>
+        <w:jc w:val="center"/>
+      </w:pPr>
+      <w:r>
+        <w:rPr>
+          <w:rFonts w:ascii="Segoe UI" w:hAnsi="Segoe UI" w:eastAsia="微软雅黑"/>
+          <w:b w:val="0"/>
+          <w:color w:val="808080"/>
+          <w:sz w:val="16"/>
+        </w:rPr>
+        <w:t>说明：量级估算，未经供应商正式报价验证</w:t>
+      </w:r>
+    </w:p>
+    <w:p>
+      <w:pPr>
         <w:spacing w:after="100"/>
         <w:ind w:firstLine="420"/>
         <w:jc w:val="both"/>
@@ -17777,7 +17847,7 @@
         <w:drawing>
           <wp:inline xmlns:a="http://schemas.openxmlformats.org/drawingml/2006/main" xmlns:pic="http://schemas.openxmlformats.org/drawingml/2006/picture">
             <wp:extent cx="4536000" cy="3584169"/>
-            <wp:docPr id="1" name="Picture 1"/>
+            <wp:docPr id="2" name="Picture 2"/>
             <wp:cNvGraphicFramePr>
               <a:graphicFrameLocks noChangeAspect="1"/>
             </wp:cNvGraphicFramePr>
@@ -17789,7 +17859,7 @@
                     <pic:cNvPicPr/>
                   </pic:nvPicPr>
                   <pic:blipFill>
-                    <a:blip r:embed="rId11"/>
+                    <a:blip r:embed="rId12"/>
                     <a:stretch>
                       <a:fillRect/>
                     </a:stretch>
@@ -17820,7 +17890,7 @@
           <w:color w:val="595959"/>
           <w:sz w:val="18"/>
         </w:rPr>
-        <w:t>图 9-1  透析器单位制造成本结构（量级估算）</w:t>
+        <w:t>图 9-3  透析器单位制造成本结构（量级估算）</w:t>
       </w:r>
     </w:p>
     <w:p>
@@ -20250,6 +20320,76 @@
         </w:tc>
       </w:tr>
     </w:tbl>
+    <w:p>
+      <w:pPr>
+        <w:spacing w:before="160" w:after="40"/>
+        <w:jc w:val="center"/>
+      </w:pPr>
+      <w:r>
+        <w:drawing>
+          <wp:inline xmlns:a="http://schemas.openxmlformats.org/drawingml/2006/main" xmlns:pic="http://schemas.openxmlformats.org/drawingml/2006/picture">
+            <wp:extent cx="5256000" cy="2955813"/>
+            <wp:docPr id="3" name="Picture 3"/>
+            <wp:cNvGraphicFramePr>
+              <a:graphicFrameLocks noChangeAspect="1"/>
+            </wp:cNvGraphicFramePr>
+            <a:graphic>
+              <a:graphicData uri="http://schemas.openxmlformats.org/drawingml/2006/picture">
+                <pic:pic>
+                  <pic:nvPicPr>
+                    <pic:cNvPr id="0" name="fig7_scenario.png"/>
+                    <pic:cNvPicPr/>
+                  </pic:nvPicPr>
+                  <pic:blipFill>
+                    <a:blip r:embed="rId13"/>
+                    <a:stretch>
+                      <a:fillRect/>
+                    </a:stretch>
+                  </pic:blipFill>
+                  <pic:spPr>
+                    <a:xfrm>
+                      <a:off x="0" y="0"/>
+                      <a:ext cx="5256000" cy="2955813"/>
+                    </a:xfrm>
+                    <a:prstGeom prst="rect"/>
+                  </pic:spPr>
+                </pic:pic>
+              </a:graphicData>
+            </a:graphic>
+          </wp:inline>
+        </w:drawing>
+      </w:r>
+    </w:p>
+    <w:p>
+      <w:pPr>
+        <w:spacing w:before="60" w:after="40"/>
+        <w:jc w:val="center"/>
+      </w:pPr>
+      <w:r>
+        <w:rPr>
+          <w:rFonts w:ascii="Segoe UI" w:hAnsi="Segoe UI" w:eastAsia="微软雅黑"/>
+          <w:b/>
+          <w:color w:val="595959"/>
+          <w:sz w:val="18"/>
+        </w:rPr>
+        <w:t>图 9-2  三情景净利率对比</w:t>
+      </w:r>
+    </w:p>
+    <w:p>
+      <w:pPr>
+        <w:spacing w:after="180"/>
+        <w:jc w:val="center"/>
+      </w:pPr>
+      <w:r>
+        <w:rPr>
+          <w:rFonts w:ascii="Segoe UI" w:hAnsi="Segoe UI" w:eastAsia="微软雅黑"/>
+          <w:b w:val="0"/>
+          <w:color w:val="808080"/>
+          <w:sz w:val="16"/>
+        </w:rPr>
+        <w:t>说明：差异仅来自良率、出厂价、单位变动成本三变量</w:t>
+      </w:r>
+    </w:p>
     <w:p>
       <w:pPr>
         <w:spacing w:after="100"/>
